--- a/whitelabel/test-content/brightway-dental-sample.docx
+++ b/whitelabel/test-content/brightway-dental-sample.docx
@@ -30,7 +30,7 @@
     </w:p>
     <w:p>
       <w:r>
-        <w:t>The team speaks English, Urdu, Spanish and Arabic.</w:t>
+        <w:t>The team speaks English, Spanish, French and Polish.</w:t>
       </w:r>
     </w:p>
     <w:p>
